--- a/策划/设计方案/《我不是你的王后》项目设计总览.docx
+++ b/策划/设计方案/《我不是你的王后》项目设计总览.docx
@@ -137,8 +137,6 @@
         </w:rPr>
         <w:t>，并对他说</w:t>
       </w:r>
-      <w:bookmarkStart w:id="0" w:name="_GoBack"/>
-      <w:bookmarkEnd w:id="0"/>
       <w:r>
         <w:rPr>
           <w:rFonts w:hint="eastAsia"/>
@@ -184,7 +182,7 @@
       <w:pPr>
         <w:ind w:left="420"/>
         <w:rPr>
-          <w:rFonts w:ascii="宋体" w:eastAsia="宋体" w:hAnsi="宋体" w:cs="宋体" w:hint="eastAsia"/>
+          <w:rFonts w:ascii="宋体" w:eastAsia="宋体" w:hAnsi="宋体" w:cs="宋体"/>
           <w:kern w:val="0"/>
           <w:sz w:val="24"/>
           <w:szCs w:val="24"/>
@@ -379,21 +377,124 @@
     </w:p>
     <w:p>
       <w:pPr>
+        <w:pStyle w:val="a3"/>
+        <w:numPr>
+          <w:ilvl w:val="0"/>
+          <w:numId w:val="1"/>
+        </w:numPr>
+        <w:ind w:firstLineChars="0"/>
+        <w:rPr>
+          <w:b/>
+          <w:sz w:val="24"/>
+          <w:szCs w:val="24"/>
+        </w:rPr>
+      </w:pPr>
+      <w:r>
+        <w:rPr>
+          <w:b/>
+          <w:sz w:val="24"/>
+          <w:szCs w:val="24"/>
+        </w:rPr>
+        <w:t>战斗</w:t>
+      </w:r>
+    </w:p>
+    <w:p>
+      <w:pPr>
         <w:ind w:left="420"/>
         <w:rPr>
           <w:sz w:val="24"/>
           <w:szCs w:val="24"/>
         </w:rPr>
       </w:pPr>
-    </w:p>
-    <w:p>
-      <w:pPr>
-        <w:ind w:left="420"/>
-        <w:rPr>
-          <w:sz w:val="24"/>
-          <w:szCs w:val="24"/>
-        </w:rPr>
-      </w:pPr>
+      <w:r>
+        <w:rPr>
+          <w:sz w:val="24"/>
+          <w:szCs w:val="24"/>
+        </w:rPr>
+        <w:t>女主不出场战斗，雇佣骑士为自己出战。战斗过程为回合制，伤害小数值，存在</w:t>
+      </w:r>
+      <w:r>
+        <w:rPr>
+          <w:rFonts w:hint="eastAsia"/>
+          <w:sz w:val="24"/>
+          <w:szCs w:val="24"/>
+        </w:rPr>
+        <w:tab/>
+      </w:r>
+      <w:r>
+        <w:rPr>
+          <w:rFonts w:hint="eastAsia"/>
+          <w:sz w:val="24"/>
+          <w:szCs w:val="24"/>
+        </w:rPr>
+        <w:t>轻</w:t>
+      </w:r>
+      <w:r>
+        <w:rPr>
+          <w:rFonts w:hint="eastAsia"/>
+          <w:sz w:val="24"/>
+          <w:szCs w:val="24"/>
+        </w:rPr>
+        <w:t xml:space="preserve"> / </w:t>
+      </w:r>
+      <w:r>
+        <w:rPr>
+          <w:rFonts w:hint="eastAsia"/>
+          <w:sz w:val="24"/>
+          <w:szCs w:val="24"/>
+        </w:rPr>
+        <w:t>重骑士、弓手、长枪兵、步兵</w:t>
+      </w:r>
+      <w:r>
+        <w:rPr>
+          <w:rFonts w:hint="eastAsia"/>
+          <w:sz w:val="24"/>
+          <w:szCs w:val="24"/>
+        </w:rPr>
+        <w:t xml:space="preserve">  </w:t>
+      </w:r>
+      <w:r>
+        <w:rPr>
+          <w:rFonts w:hint="eastAsia"/>
+          <w:sz w:val="24"/>
+          <w:szCs w:val="24"/>
+        </w:rPr>
+        <w:t>等不同兵种，有兵种克制关系。</w:t>
+      </w:r>
+      <w:r>
+        <w:rPr>
+          <w:rFonts w:hint="eastAsia"/>
+          <w:sz w:val="24"/>
+          <w:szCs w:val="24"/>
+        </w:rPr>
+        <w:t>骑士入队可以通过剧情、酒馆招募两种方式。</w:t>
+      </w:r>
+      <w:r>
+        <w:rPr>
+          <w:rFonts w:hint="eastAsia"/>
+          <w:sz w:val="24"/>
+          <w:szCs w:val="24"/>
+        </w:rPr>
+        <w:t>最多可入队</w:t>
+      </w:r>
+      <w:r>
+        <w:rPr>
+          <w:rFonts w:hint="eastAsia"/>
+          <w:sz w:val="24"/>
+          <w:szCs w:val="24"/>
+        </w:rPr>
+        <w:t>4</w:t>
+      </w:r>
+      <w:r>
+        <w:rPr>
+          <w:rFonts w:hint="eastAsia"/>
+          <w:sz w:val="24"/>
+          <w:szCs w:val="24"/>
+        </w:rPr>
+        <w:t>个骑士。</w:t>
+      </w:r>
+      <w:bookmarkStart w:id="0" w:name="_GoBack"/>
+      <w:bookmarkEnd w:id="0"/>
     </w:p>
     <w:p>
       <w:pPr>
